--- a/docs/README.docx
+++ b/docs/README.docx
@@ -1762,6 +1762,47 @@
           </w:p>
         </w:tc>
       </w:tr>
+      <w:tr>
+        <w:tc>
+          <w:tcPr>
+            <w:tcW w:type="dxa" w:w="4824"/>
+          </w:tcPr>
+          <w:p>
+            <w:r>
+              <w:rPr>
+                <w:sz w:val="19"/>
+              </w:rPr>
+            </w:r>
+            <w:r>
+              <w:rPr>
+                <w:rFonts w:ascii="Consolas" w:hAnsi="Consolas"/>
+                <w:sz w:val="17"/>
+                <w:rFonts w:ascii="Consolas" w:hAnsi="Consolas"/>
+                <w:shd w:val="clear" w:color="auto" w:fill="F4F7F5"/>
+              </w:rPr>
+              <w:t>13-department-verify.png</w:t>
+            </w:r>
+          </w:p>
+        </w:tc>
+        <w:tc>
+          <w:tcPr>
+            <w:tcW w:type="dxa" w:w="4824"/>
+          </w:tcPr>
+          <w:p>
+            <w:r>
+              <w:rPr>
+                <w:sz w:val="19"/>
+              </w:rPr>
+            </w:r>
+            <w:r>
+              <w:rPr>
+                <w:sz w:val="19"/>
+              </w:rPr>
+              <w:t>Department camera verification screen</w:t>
+            </w:r>
+          </w:p>
+        </w:tc>
+      </w:tr>
     </w:tbl>
     <w:p>
       <w:pPr>
